--- a/Api/InvoiEZ Template Showcase-Doc.docx
+++ b/Api/InvoiEZ Template Showcase-Doc.docx
@@ -55,11 +55,16 @@
         <w:pStyle w:val="Titel"/>
       </w:pPr>
       <w:r>
-        <w:t>{{DocumentTit</w:t>
+        <w:t>{{</w:t>
+      </w:r>
+      <w:proofErr w:type="spellStart"/>
+      <w:r>
+        <w:t>DocumentTit</w:t>
       </w:r>
       <w:r>
         <w:t>le</w:t>
       </w:r>
+      <w:proofErr w:type="spellEnd"/>
       <w:r>
         <w:t>}}</w:t>
       </w:r>
@@ -69,12 +74,25 @@
         <w:pStyle w:val="Undertitel"/>
       </w:pPr>
       <w:r>
-        <w:t>Written by: {% for writer in CoWriters %}</w:t>
+        <w:t xml:space="preserve">Written by: {% for writer in </w:t>
+      </w:r>
+      <w:proofErr w:type="spellStart"/>
+      <w:r>
+        <w:t>CoWriters</w:t>
+      </w:r>
+      <w:proofErr w:type="spellEnd"/>
+      <w:r>
+        <w:t xml:space="preserve"> %}</w:t>
       </w:r>
       <w:r>
         <w:br/>
-        <w:t>{{writer}} {% endfor</w:t>
-      </w:r>
+        <w:t xml:space="preserve">{{writer}} {% </w:t>
+      </w:r>
+      <w:proofErr w:type="spellStart"/>
+      <w:r>
+        <w:t>endfor</w:t>
+      </w:r>
+      <w:proofErr w:type="spellEnd"/>
       <w:r>
         <w:t xml:space="preserve"> %</w:t>
       </w:r>
@@ -90,7 +108,15 @@
     <w:p>
       <w:r>
         <w:lastRenderedPageBreak/>
-        <w:t>This document was generated using InvoiEZ, for the purposes of {{Purpose}}.</w:t>
+        <w:t xml:space="preserve">This document was generated using </w:t>
+      </w:r>
+      <w:proofErr w:type="spellStart"/>
+      <w:r>
+        <w:t>InvoiEZ</w:t>
+      </w:r>
+      <w:proofErr w:type="spellEnd"/>
+      <w:r>
+        <w:t>, for the purposes of {{Purpose}}.</w:t>
       </w:r>
     </w:p>
     <w:p/>
@@ -103,6 +129,276 @@
       </w:r>
       <w:r>
         <w:t>}}</w:t>
+      </w:r>
+    </w:p>
+    <w:p/>
+    <w:p>
+      <w:r>
+        <w:t xml:space="preserve">Lorem ipsum </w:t>
+      </w:r>
+      <w:proofErr w:type="spellStart"/>
+      <w:r>
+        <w:t>odor</w:t>
+      </w:r>
+      <w:proofErr w:type="spellEnd"/>
+      <w:r>
+        <w:t xml:space="preserve"> </w:t>
+      </w:r>
+      <w:proofErr w:type="spellStart"/>
+      <w:r>
+        <w:t>amet</w:t>
+      </w:r>
+      <w:proofErr w:type="spellEnd"/>
+      <w:r>
+        <w:t xml:space="preserve">, </w:t>
+      </w:r>
+      <w:proofErr w:type="spellStart"/>
+      <w:r>
+        <w:t>consectetuer</w:t>
+      </w:r>
+      <w:proofErr w:type="spellEnd"/>
+      <w:r>
+        <w:t xml:space="preserve"> </w:t>
+      </w:r>
+      <w:proofErr w:type="spellStart"/>
+      <w:r>
+        <w:t>adipiscing</w:t>
+      </w:r>
+      <w:proofErr w:type="spellEnd"/>
+      <w:r>
+        <w:t xml:space="preserve"> </w:t>
+      </w:r>
+      <w:proofErr w:type="spellStart"/>
+      <w:r>
+        <w:t>elit</w:t>
+      </w:r>
+      <w:proofErr w:type="spellEnd"/>
+      <w:r>
+        <w:t xml:space="preserve">. Libero </w:t>
+      </w:r>
+      <w:proofErr w:type="spellStart"/>
+      <w:r>
+        <w:t>porttitor</w:t>
+      </w:r>
+      <w:proofErr w:type="spellEnd"/>
+      <w:r>
+        <w:t xml:space="preserve"> </w:t>
+      </w:r>
+      <w:proofErr w:type="spellStart"/>
+      <w:r>
+        <w:t>fringilla</w:t>
+      </w:r>
+      <w:proofErr w:type="spellEnd"/>
+      <w:r>
+        <w:t xml:space="preserve"> </w:t>
+      </w:r>
+      <w:proofErr w:type="spellStart"/>
+      <w:r>
+        <w:t>quam</w:t>
+      </w:r>
+      <w:proofErr w:type="spellEnd"/>
+      <w:r>
+        <w:t xml:space="preserve"> </w:t>
+      </w:r>
+      <w:proofErr w:type="spellStart"/>
+      <w:r>
+        <w:t>senectus</w:t>
+      </w:r>
+      <w:proofErr w:type="spellEnd"/>
+      <w:r>
+        <w:t xml:space="preserve"> </w:t>
+      </w:r>
+      <w:proofErr w:type="spellStart"/>
+      <w:r>
+        <w:t>tincidunt</w:t>
+      </w:r>
+      <w:proofErr w:type="spellEnd"/>
+      <w:r>
+        <w:t xml:space="preserve"> </w:t>
+      </w:r>
+      <w:proofErr w:type="spellStart"/>
+      <w:r>
+        <w:t>dignissim</w:t>
+      </w:r>
+      <w:proofErr w:type="spellEnd"/>
+      <w:r>
+        <w:t xml:space="preserve"> ex. </w:t>
+      </w:r>
+      <w:proofErr w:type="spellStart"/>
+      <w:r>
+        <w:t>Aptent</w:t>
+      </w:r>
+      <w:proofErr w:type="spellEnd"/>
+      <w:r>
+        <w:t xml:space="preserve"> lorem </w:t>
+      </w:r>
+      <w:proofErr w:type="spellStart"/>
+      <w:r>
+        <w:t>faucibus</w:t>
+      </w:r>
+      <w:proofErr w:type="spellEnd"/>
+      <w:r>
+        <w:t xml:space="preserve"> ligula </w:t>
+      </w:r>
+      <w:proofErr w:type="spellStart"/>
+      <w:r>
+        <w:t>dignissim</w:t>
+      </w:r>
+      <w:proofErr w:type="spellEnd"/>
+      <w:r>
+        <w:t xml:space="preserve"> </w:t>
+      </w:r>
+      <w:proofErr w:type="spellStart"/>
+      <w:r>
+        <w:t>consectetur</w:t>
+      </w:r>
+      <w:proofErr w:type="spellEnd"/>
+      <w:r>
+        <w:t xml:space="preserve">. </w:t>
+      </w:r>
+      <w:proofErr w:type="spellStart"/>
+      <w:r>
+        <w:t>Etiam</w:t>
+      </w:r>
+      <w:proofErr w:type="spellEnd"/>
+      <w:r>
+        <w:t xml:space="preserve"> </w:t>
+      </w:r>
+      <w:proofErr w:type="spellStart"/>
+      <w:r>
+        <w:t>posuere</w:t>
+      </w:r>
+      <w:proofErr w:type="spellEnd"/>
+      <w:r>
+        <w:t xml:space="preserve"> eros </w:t>
+      </w:r>
+      <w:proofErr w:type="spellStart"/>
+      <w:r>
+        <w:t>augue</w:t>
+      </w:r>
+      <w:proofErr w:type="spellEnd"/>
+      <w:r>
+        <w:t xml:space="preserve"> </w:t>
+      </w:r>
+      <w:proofErr w:type="spellStart"/>
+      <w:r>
+        <w:t>pellentesque</w:t>
+      </w:r>
+      <w:proofErr w:type="spellEnd"/>
+      <w:r>
+        <w:t xml:space="preserve"> </w:t>
+      </w:r>
+      <w:proofErr w:type="spellStart"/>
+      <w:r>
+        <w:t>dolor</w:t>
+      </w:r>
+      <w:proofErr w:type="spellEnd"/>
+      <w:r>
+        <w:t xml:space="preserve"> </w:t>
+      </w:r>
+      <w:proofErr w:type="spellStart"/>
+      <w:r>
+        <w:t>sagittis</w:t>
+      </w:r>
+      <w:proofErr w:type="spellEnd"/>
+      <w:r>
+        <w:t xml:space="preserve">. Ipsum class </w:t>
+      </w:r>
+      <w:proofErr w:type="spellStart"/>
+      <w:r>
+        <w:t>leo</w:t>
+      </w:r>
+      <w:proofErr w:type="spellEnd"/>
+      <w:r>
+        <w:t xml:space="preserve"> </w:t>
+      </w:r>
+      <w:proofErr w:type="spellStart"/>
+      <w:r>
+        <w:t>rutrum</w:t>
+      </w:r>
+      <w:proofErr w:type="spellEnd"/>
+      <w:r>
+        <w:t xml:space="preserve"> ex </w:t>
+      </w:r>
+      <w:proofErr w:type="spellStart"/>
+      <w:r>
+        <w:t>tellus</w:t>
+      </w:r>
+      <w:proofErr w:type="spellEnd"/>
+      <w:r>
+        <w:t xml:space="preserve">. Mollis </w:t>
+      </w:r>
+      <w:proofErr w:type="spellStart"/>
+      <w:r>
+        <w:t>natoque</w:t>
+      </w:r>
+      <w:proofErr w:type="spellEnd"/>
+      <w:r>
+        <w:t xml:space="preserve"> class </w:t>
+      </w:r>
+      <w:proofErr w:type="spellStart"/>
+      <w:r>
+        <w:t>porttitor</w:t>
+      </w:r>
+      <w:proofErr w:type="spellEnd"/>
+      <w:r>
+        <w:t xml:space="preserve"> </w:t>
+      </w:r>
+      <w:proofErr w:type="spellStart"/>
+      <w:r>
+        <w:t>eleifend</w:t>
+      </w:r>
+      <w:proofErr w:type="spellEnd"/>
+      <w:r>
+        <w:t xml:space="preserve"> </w:t>
+      </w:r>
+      <w:proofErr w:type="spellStart"/>
+      <w:r>
+        <w:t>aliquam</w:t>
+      </w:r>
+      <w:proofErr w:type="spellEnd"/>
+      <w:r>
+        <w:t xml:space="preserve"> </w:t>
+      </w:r>
+      <w:proofErr w:type="spellStart"/>
+      <w:r>
+        <w:t>cras</w:t>
+      </w:r>
+      <w:proofErr w:type="spellEnd"/>
+      <w:r>
+        <w:t xml:space="preserve">. Mollis sit </w:t>
+      </w:r>
+      <w:proofErr w:type="spellStart"/>
+      <w:r>
+        <w:t>vulputate</w:t>
+      </w:r>
+      <w:proofErr w:type="spellEnd"/>
+      <w:r>
+        <w:t xml:space="preserve"> </w:t>
+      </w:r>
+      <w:proofErr w:type="spellStart"/>
+      <w:r>
+        <w:t>euismod</w:t>
+      </w:r>
+      <w:proofErr w:type="spellEnd"/>
+      <w:r>
+        <w:t xml:space="preserve">, parturient </w:t>
+      </w:r>
+      <w:proofErr w:type="spellStart"/>
+      <w:r>
+        <w:t>rhoncus</w:t>
+      </w:r>
+      <w:proofErr w:type="spellEnd"/>
+      <w:r>
+        <w:t xml:space="preserve"> ac </w:t>
+      </w:r>
+      <w:proofErr w:type="spellStart"/>
+      <w:r>
+        <w:t>fusce</w:t>
+      </w:r>
+      <w:proofErr w:type="spellEnd"/>
+      <w:r>
+        <w:t>.</w:t>
       </w:r>
     </w:p>
     <w:p/>
@@ -183,7 +479,15 @@
               <w:jc w:val="center"/>
             </w:pPr>
             <w:r>
-              <w:t>{%tr for member in TeamMembers %}</w:t>
+              <w:t xml:space="preserve">{%tr for member in </w:t>
+            </w:r>
+            <w:proofErr w:type="spellStart"/>
+            <w:r>
+              <w:t>TeamMembers</w:t>
+            </w:r>
+            <w:proofErr w:type="spellEnd"/>
+            <w:r>
+              <w:t xml:space="preserve"> %}</w:t>
             </w:r>
           </w:p>
         </w:tc>
@@ -214,11 +518,16 @@
             <w:r>
               <w:t>{{</w:t>
             </w:r>
+            <w:proofErr w:type="spellStart"/>
             <w:r>
               <w:t>member</w:t>
             </w:r>
             <w:r>
-              <w:t>.pNum}}</w:t>
+              <w:t>.pNum</w:t>
+            </w:r>
+            <w:proofErr w:type="spellEnd"/>
+            <w:r>
+              <w:t>}}</w:t>
             </w:r>
           </w:p>
         </w:tc>
@@ -233,6 +542,7 @@
             <w:r>
               <w:t>{{</w:t>
             </w:r>
+            <w:proofErr w:type="spellStart"/>
             <w:r>
               <w:t>member</w:t>
             </w:r>
@@ -243,7 +553,11 @@
               <w:t>m</w:t>
             </w:r>
             <w:r>
-              <w:t>ail}}</w:t>
+              <w:t>ail</w:t>
+            </w:r>
+            <w:proofErr w:type="spellEnd"/>
+            <w:r>
+              <w:t>}}</w:t>
             </w:r>
           </w:p>
         </w:tc>
@@ -260,7 +574,15 @@
               <w:jc w:val="center"/>
             </w:pPr>
             <w:r>
-              <w:t>{%tr endfor %}</w:t>
+              <w:t xml:space="preserve">{%tr </w:t>
+            </w:r>
+            <w:proofErr w:type="spellStart"/>
+            <w:r>
+              <w:t>endfor</w:t>
+            </w:r>
+            <w:proofErr w:type="spellEnd"/>
+            <w:r>
+              <w:t xml:space="preserve"> %}</w:t>
             </w:r>
           </w:p>
         </w:tc>
@@ -898,7 +1220,6 @@
   <w:style w:type="character" w:default="1" w:styleId="Standardskrifttypeiafsnit">
     <w:name w:val="Default Paragraph Font"/>
     <w:uiPriority w:val="1"/>
-    <w:semiHidden/>
     <w:unhideWhenUsed/>
   </w:style>
   <w:style w:type="table" w:default="1" w:styleId="Tabel-Normal">

--- a/Api/InvoiEZ Template Showcase-Doc.docx
+++ b/Api/InvoiEZ Template Showcase-Doc.docx
@@ -3,9 +3,14 @@
 <w:document xmlns:wpc="http://schemas.microsoft.com/office/word/2010/wordprocessingCanvas" xmlns:cx="http://schemas.microsoft.com/office/drawing/2014/chartex" xmlns:cx1="http://schemas.microsoft.com/office/drawing/2015/9/8/chartex" xmlns:cx2="http://schemas.microsoft.com/office/drawing/2015/10/21/chartex" xmlns:cx3="http://schemas.microsoft.com/office/drawing/2016/5/9/chartex" xmlns:cx4="http://schemas.microsoft.com/office/drawing/2016/5/10/chartex" xmlns:cx5="http://schemas.microsoft.com/office/drawing/2016/5/11/chartex" xmlns:cx6="http://schemas.microsoft.com/office/drawing/2016/5/12/chartex" xmlns:cx7="http://schemas.microsoft.com/office/drawing/2016/5/13/chartex" xmlns:cx8="http://schemas.microsoft.com/office/drawing/2016/5/14/chartex" xmlns:mc="http://schemas.openxmlformats.org/markup-compatibility/2006" xmlns:aink="http://schemas.microsoft.com/office/drawing/2016/ink" xmlns:am3d="http://schemas.microsoft.com/office/drawing/2017/model3d" xmlns:o="urn:schemas-microsoft-com:office:office" xmlns:oel="http://schemas.microsoft.com/office/2019/extlst" xmlns:r="http://schemas.openxmlformats.org/officeDocument/2006/relationships" xmlns:m="http://schemas.openxmlformats.org/officeDocument/2006/math" xmlns:v="urn:schemas-microsoft-com:vml" xmlns:wp14="http://schemas.microsoft.com/office/word/2010/wordprocessingDrawing" xmlns:wp="http://schemas.openxmlformats.org/drawingml/2006/wordprocessingDrawing" xmlns:w10="urn:schemas-microsoft-com:office:word" xmlns:w="http://schemas.openxmlformats.org/wordprocessingml/2006/main" xmlns:w14="http://schemas.microsoft.com/office/word/2010/wordml" xmlns:w15="http://schemas.microsoft.com/office/word/2012/wordml" xmlns:w16cex="http://schemas.microsoft.com/office/word/2018/wordml/cex" xmlns:w16cid="http://schemas.microsoft.com/office/word/2016/wordml/cid" xmlns:w16="http://schemas.microsoft.com/office/word/2018/wordml" xmlns:w16du="http://schemas.microsoft.com/office/word/2023/wordml/word16du" xmlns:w16sdtdh="http://schemas.microsoft.com/office/word/2020/wordml/sdtdatahash" xmlns:w16sdtfl="http://schemas.microsoft.com/office/word/2024/wordml/sdtformatlock" xmlns:w16se="http://schemas.microsoft.com/office/word/2015/wordml/symex" xmlns:wpg="http://schemas.microsoft.com/office/word/2010/wordprocessingGroup" xmlns:wpi="http://schemas.microsoft.com/office/word/2010/wordprocessingInk" xmlns:wne="http://schemas.microsoft.com/office/word/2006/wordml" xmlns:wps="http://schemas.microsoft.com/office/word/2010/wordprocessingShape" mc:Ignorable="w14 w15 w16se w16cid w16 w16cex w16sdtdh w16sdtfl w16du wp14">
   <w:body>
     <w:p>
-      <w:r>
-        <w:rPr>
-          <w:noProof/>
+      <w:pPr>
+        <w:rPr>
+          <w:lang w:val="da-DK"/>
+        </w:rPr>
+      </w:pPr>
+      <w:r>
+        <w:rPr>
+          <w:lang w:val="da-DK"/>
         </w:rPr>
         <w:drawing>
           <wp:inline distT="0" distB="0" distL="0" distR="0" wp14:anchorId="0240A924" wp14:editId="0EEDFB6C">
@@ -52,371 +57,244 @@
     </w:p>
     <w:p>
       <w:pPr>
-        <w:pStyle w:val="Titel"/>
+        <w:pStyle w:val="Title"/>
+        <w:rPr>
+          <w:lang w:val="da-DK"/>
+        </w:rPr>
       </w:pPr>
       <w:r>
-        <w:t>{{</w:t>
-      </w:r>
-      <w:proofErr w:type="spellStart"/>
-      <w:r>
-        <w:t>DocumentTit</w:t>
-      </w:r>
-      <w:r>
-        <w:t>le</w:t>
-      </w:r>
-      <w:proofErr w:type="spellEnd"/>
-      <w:r>
+        <w:rPr>
+          <w:lang w:val="da-DK"/>
+        </w:rPr>
+        <w:t>{{Do</w:t>
+      </w:r>
+      <w:r>
+        <w:rPr>
+          <w:lang w:val="da-DK"/>
+        </w:rPr>
+        <w:t>k</w:t>
+      </w:r>
+      <w:r>
+        <w:rPr>
+          <w:lang w:val="da-DK"/>
+        </w:rPr>
+        <w:t>umentTit</w:t>
+      </w:r>
+      <w:r>
+        <w:rPr>
+          <w:lang w:val="da-DK"/>
+        </w:rPr>
+        <w:t>el</w:t>
+      </w:r>
+      <w:r>
+        <w:rPr>
+          <w:lang w:val="da-DK"/>
+        </w:rPr>
         <w:t>}}</w:t>
       </w:r>
     </w:p>
     <w:p>
       <w:pPr>
-        <w:pStyle w:val="Undertitel"/>
+        <w:pStyle w:val="Subtitle"/>
+        <w:rPr>
+          <w:lang w:val="da-DK"/>
+        </w:rPr>
       </w:pPr>
       <w:r>
-        <w:t xml:space="preserve">Written by: {% for writer in </w:t>
-      </w:r>
-      <w:proofErr w:type="spellStart"/>
-      <w:r>
-        <w:t>CoWriters</w:t>
-      </w:r>
-      <w:proofErr w:type="spellEnd"/>
-      <w:r>
+        <w:rPr>
+          <w:lang w:val="da-DK"/>
+        </w:rPr>
+        <w:t>Skrevet af</w:t>
+      </w:r>
+      <w:r>
+        <w:rPr>
+          <w:lang w:val="da-DK"/>
+        </w:rPr>
+        <w:t xml:space="preserve">: {% for </w:t>
+      </w:r>
+      <w:r>
+        <w:rPr>
+          <w:lang w:val="da-DK"/>
+        </w:rPr>
+        <w:t>forfatter</w:t>
+      </w:r>
+      <w:r>
+        <w:rPr>
+          <w:lang w:val="da-DK"/>
+        </w:rPr>
+        <w:t xml:space="preserve"> in </w:t>
+      </w:r>
+      <w:r>
+        <w:rPr>
+          <w:lang w:val="da-DK"/>
+        </w:rPr>
+        <w:t>M</w:t>
+      </w:r>
+      <w:r>
+        <w:rPr>
+          <w:lang w:val="da-DK"/>
+        </w:rPr>
+        <w:t>edforfattere</w:t>
+      </w:r>
+      <w:r>
+        <w:rPr>
+          <w:lang w:val="da-DK"/>
+        </w:rPr>
         <w:t xml:space="preserve"> %}</w:t>
       </w:r>
       <w:r>
+        <w:rPr>
+          <w:lang w:val="da-DK"/>
+        </w:rPr>
         <w:br/>
-        <w:t xml:space="preserve">{{writer}} {% </w:t>
-      </w:r>
-      <w:proofErr w:type="spellStart"/>
-      <w:r>
-        <w:t>endfor</w:t>
-      </w:r>
-      <w:proofErr w:type="spellEnd"/>
-      <w:r>
+        <w:t>{{</w:t>
+      </w:r>
+      <w:r>
+        <w:rPr>
+          <w:lang w:val="da-DK"/>
+        </w:rPr>
+        <w:t>forfatter</w:t>
+      </w:r>
+      <w:r>
+        <w:rPr>
+          <w:lang w:val="da-DK"/>
+        </w:rPr>
+        <w:t>}} {% endfor</w:t>
+      </w:r>
+      <w:r>
+        <w:rPr>
+          <w:lang w:val="da-DK"/>
+        </w:rPr>
         <w:t xml:space="preserve"> %</w:t>
       </w:r>
       <w:r>
+        <w:rPr>
+          <w:lang w:val="da-DK"/>
+        </w:rPr>
         <w:t>}</w:t>
       </w:r>
     </w:p>
     <w:p>
-      <w:r>
+      <w:pPr>
+        <w:rPr>
+          <w:lang w:val="da-DK"/>
+        </w:rPr>
+      </w:pPr>
+      <w:r>
+        <w:rPr>
+          <w:lang w:val="da-DK"/>
+        </w:rPr>
         <w:br w:type="page"/>
       </w:r>
     </w:p>
     <w:p>
-      <w:r>
+      <w:pPr>
+        <w:rPr>
+          <w:lang w:val="da-DK"/>
+        </w:rPr>
+      </w:pPr>
+      <w:r>
+        <w:rPr>
+          <w:lang w:val="da-DK"/>
+        </w:rPr>
         <w:lastRenderedPageBreak/>
-        <w:t xml:space="preserve">This document was generated using </w:t>
-      </w:r>
-      <w:proofErr w:type="spellStart"/>
-      <w:r>
-        <w:t>InvoiEZ</w:t>
-      </w:r>
-      <w:proofErr w:type="spellEnd"/>
-      <w:r>
-        <w:t>, for the purposes of {{Purpose}}.</w:t>
+        <w:t>Dette dokument blev genereret ved brug af InvoiEZ, med formålet {{Formål}}.</w:t>
       </w:r>
     </w:p>
-    <w:p/>
     <w:p>
-      <w:r>
+      <w:pPr>
+        <w:rPr>
+          <w:lang w:val="da-DK"/>
+        </w:rPr>
+      </w:pPr>
+    </w:p>
+    <w:p>
+      <w:pPr>
+        <w:rPr>
+          <w:lang w:val="da-DK"/>
+        </w:rPr>
+      </w:pPr>
+      <w:r>
+        <w:rPr>
+          <w:lang w:val="da-DK"/>
+        </w:rPr>
         <w:t>{{Image</w:t>
       </w:r>
       <w:r>
+        <w:rPr>
+          <w:lang w:val="da-DK"/>
+        </w:rPr>
         <w:t>0</w:t>
       </w:r>
       <w:r>
+        <w:rPr>
+          <w:lang w:val="da-DK"/>
+        </w:rPr>
         <w:t>}}</w:t>
       </w:r>
     </w:p>
-    <w:p/>
     <w:p>
-      <w:r>
-        <w:t xml:space="preserve">Lorem ipsum </w:t>
-      </w:r>
-      <w:proofErr w:type="spellStart"/>
-      <w:r>
-        <w:t>odor</w:t>
-      </w:r>
-      <w:proofErr w:type="spellEnd"/>
-      <w:r>
-        <w:t xml:space="preserve"> </w:t>
-      </w:r>
-      <w:proofErr w:type="spellStart"/>
-      <w:r>
-        <w:t>amet</w:t>
-      </w:r>
-      <w:proofErr w:type="spellEnd"/>
-      <w:r>
-        <w:t xml:space="preserve">, </w:t>
-      </w:r>
-      <w:proofErr w:type="spellStart"/>
-      <w:r>
-        <w:t>consectetuer</w:t>
-      </w:r>
-      <w:proofErr w:type="spellEnd"/>
-      <w:r>
-        <w:t xml:space="preserve"> </w:t>
-      </w:r>
-      <w:proofErr w:type="spellStart"/>
-      <w:r>
-        <w:t>adipiscing</w:t>
-      </w:r>
-      <w:proofErr w:type="spellEnd"/>
-      <w:r>
-        <w:t xml:space="preserve"> </w:t>
-      </w:r>
-      <w:proofErr w:type="spellStart"/>
-      <w:r>
-        <w:t>elit</w:t>
-      </w:r>
-      <w:proofErr w:type="spellEnd"/>
-      <w:r>
-        <w:t xml:space="preserve">. Libero </w:t>
-      </w:r>
-      <w:proofErr w:type="spellStart"/>
-      <w:r>
-        <w:t>porttitor</w:t>
-      </w:r>
-      <w:proofErr w:type="spellEnd"/>
-      <w:r>
-        <w:t xml:space="preserve"> </w:t>
-      </w:r>
-      <w:proofErr w:type="spellStart"/>
-      <w:r>
-        <w:t>fringilla</w:t>
-      </w:r>
-      <w:proofErr w:type="spellEnd"/>
-      <w:r>
-        <w:t xml:space="preserve"> </w:t>
-      </w:r>
-      <w:proofErr w:type="spellStart"/>
-      <w:r>
-        <w:t>quam</w:t>
-      </w:r>
-      <w:proofErr w:type="spellEnd"/>
-      <w:r>
-        <w:t xml:space="preserve"> </w:t>
-      </w:r>
-      <w:proofErr w:type="spellStart"/>
-      <w:r>
-        <w:t>senectus</w:t>
-      </w:r>
-      <w:proofErr w:type="spellEnd"/>
-      <w:r>
-        <w:t xml:space="preserve"> </w:t>
-      </w:r>
-      <w:proofErr w:type="spellStart"/>
-      <w:r>
-        <w:t>tincidunt</w:t>
-      </w:r>
-      <w:proofErr w:type="spellEnd"/>
-      <w:r>
-        <w:t xml:space="preserve"> </w:t>
-      </w:r>
-      <w:proofErr w:type="spellStart"/>
-      <w:r>
-        <w:t>dignissim</w:t>
-      </w:r>
-      <w:proofErr w:type="spellEnd"/>
-      <w:r>
-        <w:t xml:space="preserve"> ex. </w:t>
-      </w:r>
-      <w:proofErr w:type="spellStart"/>
-      <w:r>
-        <w:t>Aptent</w:t>
-      </w:r>
-      <w:proofErr w:type="spellEnd"/>
-      <w:r>
-        <w:t xml:space="preserve"> lorem </w:t>
-      </w:r>
-      <w:proofErr w:type="spellStart"/>
-      <w:r>
-        <w:t>faucibus</w:t>
-      </w:r>
-      <w:proofErr w:type="spellEnd"/>
-      <w:r>
-        <w:t xml:space="preserve"> ligula </w:t>
-      </w:r>
-      <w:proofErr w:type="spellStart"/>
-      <w:r>
-        <w:t>dignissim</w:t>
-      </w:r>
-      <w:proofErr w:type="spellEnd"/>
-      <w:r>
-        <w:t xml:space="preserve"> </w:t>
-      </w:r>
-      <w:proofErr w:type="spellStart"/>
-      <w:r>
-        <w:t>consectetur</w:t>
-      </w:r>
-      <w:proofErr w:type="spellEnd"/>
-      <w:r>
-        <w:t xml:space="preserve">. </w:t>
-      </w:r>
-      <w:proofErr w:type="spellStart"/>
-      <w:r>
-        <w:t>Etiam</w:t>
-      </w:r>
-      <w:proofErr w:type="spellEnd"/>
-      <w:r>
-        <w:t xml:space="preserve"> </w:t>
-      </w:r>
-      <w:proofErr w:type="spellStart"/>
-      <w:r>
-        <w:t>posuere</w:t>
-      </w:r>
-      <w:proofErr w:type="spellEnd"/>
-      <w:r>
-        <w:t xml:space="preserve"> eros </w:t>
-      </w:r>
-      <w:proofErr w:type="spellStart"/>
-      <w:r>
-        <w:t>augue</w:t>
-      </w:r>
-      <w:proofErr w:type="spellEnd"/>
-      <w:r>
-        <w:t xml:space="preserve"> </w:t>
-      </w:r>
-      <w:proofErr w:type="spellStart"/>
-      <w:r>
-        <w:t>pellentesque</w:t>
-      </w:r>
-      <w:proofErr w:type="spellEnd"/>
-      <w:r>
-        <w:t xml:space="preserve"> </w:t>
-      </w:r>
-      <w:proofErr w:type="spellStart"/>
-      <w:r>
-        <w:t>dolor</w:t>
-      </w:r>
-      <w:proofErr w:type="spellEnd"/>
-      <w:r>
-        <w:t xml:space="preserve"> </w:t>
-      </w:r>
-      <w:proofErr w:type="spellStart"/>
-      <w:r>
-        <w:t>sagittis</w:t>
-      </w:r>
-      <w:proofErr w:type="spellEnd"/>
-      <w:r>
-        <w:t xml:space="preserve">. Ipsum class </w:t>
-      </w:r>
-      <w:proofErr w:type="spellStart"/>
-      <w:r>
-        <w:t>leo</w:t>
-      </w:r>
-      <w:proofErr w:type="spellEnd"/>
-      <w:r>
-        <w:t xml:space="preserve"> </w:t>
-      </w:r>
-      <w:proofErr w:type="spellStart"/>
-      <w:r>
-        <w:t>rutrum</w:t>
-      </w:r>
-      <w:proofErr w:type="spellEnd"/>
-      <w:r>
-        <w:t xml:space="preserve"> ex </w:t>
-      </w:r>
-      <w:proofErr w:type="spellStart"/>
-      <w:r>
-        <w:t>tellus</w:t>
-      </w:r>
-      <w:proofErr w:type="spellEnd"/>
-      <w:r>
-        <w:t xml:space="preserve">. Mollis </w:t>
-      </w:r>
-      <w:proofErr w:type="spellStart"/>
-      <w:r>
-        <w:t>natoque</w:t>
-      </w:r>
-      <w:proofErr w:type="spellEnd"/>
-      <w:r>
-        <w:t xml:space="preserve"> class </w:t>
-      </w:r>
-      <w:proofErr w:type="spellStart"/>
-      <w:r>
-        <w:t>porttitor</w:t>
-      </w:r>
-      <w:proofErr w:type="spellEnd"/>
-      <w:r>
-        <w:t xml:space="preserve"> </w:t>
-      </w:r>
-      <w:proofErr w:type="spellStart"/>
-      <w:r>
-        <w:t>eleifend</w:t>
-      </w:r>
-      <w:proofErr w:type="spellEnd"/>
-      <w:r>
-        <w:t xml:space="preserve"> </w:t>
-      </w:r>
-      <w:proofErr w:type="spellStart"/>
-      <w:r>
-        <w:t>aliquam</w:t>
-      </w:r>
-      <w:proofErr w:type="spellEnd"/>
-      <w:r>
-        <w:t xml:space="preserve"> </w:t>
-      </w:r>
-      <w:proofErr w:type="spellStart"/>
-      <w:r>
-        <w:t>cras</w:t>
-      </w:r>
-      <w:proofErr w:type="spellEnd"/>
-      <w:r>
-        <w:t xml:space="preserve">. Mollis sit </w:t>
-      </w:r>
-      <w:proofErr w:type="spellStart"/>
-      <w:r>
-        <w:t>vulputate</w:t>
-      </w:r>
-      <w:proofErr w:type="spellEnd"/>
-      <w:r>
-        <w:t xml:space="preserve"> </w:t>
-      </w:r>
-      <w:proofErr w:type="spellStart"/>
-      <w:r>
-        <w:t>euismod</w:t>
-      </w:r>
-      <w:proofErr w:type="spellEnd"/>
-      <w:r>
-        <w:t xml:space="preserve">, parturient </w:t>
-      </w:r>
-      <w:proofErr w:type="spellStart"/>
-      <w:r>
-        <w:t>rhoncus</w:t>
-      </w:r>
-      <w:proofErr w:type="spellEnd"/>
-      <w:r>
-        <w:t xml:space="preserve"> ac </w:t>
-      </w:r>
-      <w:proofErr w:type="spellStart"/>
-      <w:r>
-        <w:t>fusce</w:t>
-      </w:r>
-      <w:proofErr w:type="spellEnd"/>
-      <w:r>
-        <w:t>.</w:t>
-      </w:r>
+      <w:pPr>
+        <w:rPr>
+          <w:lang w:val="da-DK"/>
+        </w:rPr>
+      </w:pPr>
     </w:p>
-    <w:p/>
     <w:p>
-      <w:r>
+      <w:pPr>
+        <w:rPr>
+          <w:lang w:val="da-DK"/>
+        </w:rPr>
+      </w:pPr>
+      <w:r>
+        <w:rPr>
+          <w:lang w:val="da-DK"/>
+        </w:rPr>
+        <w:t>Lorem ipsum odor amet, consectetuer adipiscing elit. Libero porttitor fringilla quam senectus tincidunt dignissim ex. Aptent lorem faucibus ligula dignissim consectetur. Etiam posuere eros augue pellentesque dolor sagittis. Ipsum class leo rutrum ex tellus. Mollis natoque class porttitor eleifend aliquam cras. Mollis sit vulputate euismod, parturient rhoncus ac fusce.</w:t>
+      </w:r>
+    </w:p>
+    <w:p>
+      <w:pPr>
+        <w:rPr>
+          <w:lang w:val="da-DK"/>
+        </w:rPr>
+      </w:pPr>
+    </w:p>
+    <w:p>
+      <w:pPr>
+        <w:rPr>
+          <w:lang w:val="da-DK"/>
+        </w:rPr>
+      </w:pPr>
+      <w:r>
+        <w:rPr>
+          <w:lang w:val="da-DK"/>
+        </w:rPr>
         <w:t>{{Image</w:t>
       </w:r>
       <w:r>
+        <w:rPr>
+          <w:lang w:val="da-DK"/>
+        </w:rPr>
         <w:t>1</w:t>
       </w:r>
       <w:r>
+        <w:rPr>
+          <w:lang w:val="da-DK"/>
+        </w:rPr>
         <w:t>}}</w:t>
       </w:r>
     </w:p>
-    <w:p/>
+    <w:p>
+      <w:pPr>
+        <w:rPr>
+          <w:lang w:val="da-DK"/>
+        </w:rPr>
+      </w:pPr>
+    </w:p>
     <w:tbl>
       <w:tblPr>
-        <w:tblStyle w:val="Gittertabel1-lys"/>
+        <w:tblStyle w:val="GridTable1Light"/>
         <w:tblW w:w="0" w:type="auto"/>
         <w:tblLook w:val="04A0" w:firstRow="1" w:lastRow="0" w:firstColumn="1" w:lastColumn="0" w:noHBand="0" w:noVBand="1"/>
       </w:tblPr>
@@ -435,8 +313,16 @@
             <w:tcW w:w="3209" w:type="dxa"/>
           </w:tcPr>
           <w:p>
-            <w:r>
-              <w:t>Member</w:t>
+            <w:pPr>
+              <w:rPr>
+                <w:lang w:val="da-DK"/>
+              </w:rPr>
+            </w:pPr>
+            <w:r>
+              <w:rPr>
+                <w:lang w:val="da-DK"/>
+              </w:rPr>
+              <w:t>Medlem</w:t>
             </w:r>
           </w:p>
         </w:tc>
@@ -447,9 +333,15 @@
           <w:p>
             <w:pPr>
               <w:cnfStyle w:val="100000000000" w:firstRow="1" w:lastRow="0" w:firstColumn="0" w:lastColumn="0" w:oddVBand="0" w:evenVBand="0" w:oddHBand="0" w:evenHBand="0" w:firstRowFirstColumn="0" w:firstRowLastColumn="0" w:lastRowFirstColumn="0" w:lastRowLastColumn="0"/>
+              <w:rPr>
+                <w:lang w:val="da-DK"/>
+              </w:rPr>
             </w:pPr>
             <w:r>
-              <w:t>Phone Number</w:t>
+              <w:rPr>
+                <w:lang w:val="da-DK"/>
+              </w:rPr>
+              <w:t>Telefon Nummer</w:t>
             </w:r>
           </w:p>
         </w:tc>
@@ -460,8 +352,14 @@
           <w:p>
             <w:pPr>
               <w:cnfStyle w:val="100000000000" w:firstRow="1" w:lastRow="0" w:firstColumn="0" w:lastColumn="0" w:oddVBand="0" w:evenVBand="0" w:oddHBand="0" w:evenHBand="0" w:firstRowFirstColumn="0" w:firstRowLastColumn="0" w:lastRowFirstColumn="0" w:lastRowLastColumn="0"/>
+              <w:rPr>
+                <w:lang w:val="da-DK"/>
+              </w:rPr>
             </w:pPr>
             <w:r>
+              <w:rPr>
+                <w:lang w:val="da-DK"/>
+              </w:rPr>
               <w:t>E-Mail</w:t>
             </w:r>
           </w:p>
@@ -477,16 +375,38 @@
           <w:p>
             <w:pPr>
               <w:jc w:val="center"/>
+              <w:rPr>
+                <w:lang w:val="da-DK"/>
+              </w:rPr>
             </w:pPr>
             <w:r>
-              <w:t xml:space="preserve">{%tr for member in </w:t>
-            </w:r>
-            <w:proofErr w:type="spellStart"/>
-            <w:r>
-              <w:t>TeamMembers</w:t>
-            </w:r>
-            <w:proofErr w:type="spellEnd"/>
-            <w:r>
+              <w:rPr>
+                <w:lang w:val="da-DK"/>
+              </w:rPr>
+              <w:t xml:space="preserve">{%tr for </w:t>
+            </w:r>
+            <w:r>
+              <w:rPr>
+                <w:lang w:val="da-DK"/>
+              </w:rPr>
+              <w:t>medlem</w:t>
+            </w:r>
+            <w:r>
+              <w:rPr>
+                <w:lang w:val="da-DK"/>
+              </w:rPr>
+              <w:t xml:space="preserve"> in </w:t>
+            </w:r>
+            <w:r>
+              <w:rPr>
+                <w:lang w:val="da-DK"/>
+              </w:rPr>
+              <w:t>HoldMedlem</w:t>
+            </w:r>
+            <w:r>
+              <w:rPr>
+                <w:lang w:val="da-DK"/>
+              </w:rPr>
               <w:t xml:space="preserve"> %}</w:t>
             </w:r>
           </w:p>
@@ -499,11 +419,46 @@
             <w:tcW w:w="3209" w:type="dxa"/>
           </w:tcPr>
           <w:p>
-            <w:r>
+            <w:pPr>
+              <w:rPr>
+                <w:lang w:val="da-DK"/>
+              </w:rPr>
+            </w:pPr>
+            <w:r>
+              <w:rPr>
+                <w:lang w:val="da-DK"/>
+              </w:rPr>
               <w:t>{</w:t>
             </w:r>
             <w:r>
-              <w:t>{member.name}}</w:t>
+              <w:rPr>
+                <w:lang w:val="da-DK"/>
+              </w:rPr>
+              <w:t>{</w:t>
+            </w:r>
+            <w:r>
+              <w:rPr>
+                <w:lang w:val="da-DK"/>
+              </w:rPr>
+              <w:t>medlem</w:t>
+            </w:r>
+            <w:r>
+              <w:rPr>
+                <w:lang w:val="da-DK"/>
+              </w:rPr>
+              <w:t>.</w:t>
+            </w:r>
+            <w:r>
+              <w:rPr>
+                <w:lang w:val="da-DK"/>
+              </w:rPr>
+              <w:t>navn</w:t>
+            </w:r>
+            <w:r>
+              <w:rPr>
+                <w:lang w:val="da-DK"/>
+              </w:rPr>
+              <w:t>}}</w:t>
             </w:r>
           </w:p>
         </w:tc>
@@ -514,19 +469,38 @@
           <w:p>
             <w:pPr>
               <w:cnfStyle w:val="000000000000" w:firstRow="0" w:lastRow="0" w:firstColumn="0" w:lastColumn="0" w:oddVBand="0" w:evenVBand="0" w:oddHBand="0" w:evenHBand="0" w:firstRowFirstColumn="0" w:firstRowLastColumn="0" w:lastRowFirstColumn="0" w:lastRowLastColumn="0"/>
+              <w:rPr>
+                <w:lang w:val="da-DK"/>
+              </w:rPr>
             </w:pPr>
             <w:r>
+              <w:rPr>
+                <w:lang w:val="da-DK"/>
+              </w:rPr>
               <w:t>{{</w:t>
             </w:r>
-            <w:proofErr w:type="spellStart"/>
-            <w:r>
-              <w:t>member</w:t>
-            </w:r>
-            <w:r>
-              <w:t>.pNum</w:t>
-            </w:r>
-            <w:proofErr w:type="spellEnd"/>
-            <w:r>
+            <w:r>
+              <w:rPr>
+                <w:lang w:val="da-DK"/>
+              </w:rPr>
+              <w:t>medlem</w:t>
+            </w:r>
+            <w:r>
+              <w:rPr>
+                <w:lang w:val="da-DK"/>
+              </w:rPr>
+              <w:t>.</w:t>
+            </w:r>
+            <w:r>
+              <w:rPr>
+                <w:lang w:val="da-DK"/>
+              </w:rPr>
+              <w:t>telfNum</w:t>
+            </w:r>
+            <w:r>
+              <w:rPr>
+                <w:lang w:val="da-DK"/>
+              </w:rPr>
               <w:t>}}</w:t>
             </w:r>
           </w:p>
@@ -538,26 +512,39 @@
           <w:p>
             <w:pPr>
               <w:cnfStyle w:val="000000000000" w:firstRow="0" w:lastRow="0" w:firstColumn="0" w:lastColumn="0" w:oddVBand="0" w:evenVBand="0" w:oddHBand="0" w:evenHBand="0" w:firstRowFirstColumn="0" w:firstRowLastColumn="0" w:lastRowFirstColumn="0" w:lastRowLastColumn="0"/>
+              <w:rPr>
+                <w:lang w:val="da-DK"/>
+              </w:rPr>
             </w:pPr>
             <w:r>
+              <w:rPr>
+                <w:lang w:val="da-DK"/>
+              </w:rPr>
               <w:t>{{</w:t>
             </w:r>
-            <w:proofErr w:type="spellStart"/>
-            <w:r>
-              <w:t>member</w:t>
-            </w:r>
-            <w:r>
+            <w:r>
+              <w:rPr>
+                <w:lang w:val="da-DK"/>
+              </w:rPr>
+              <w:t>medlem</w:t>
+            </w:r>
+            <w:r>
+              <w:rPr>
+                <w:lang w:val="da-DK"/>
+              </w:rPr>
               <w:t>.e</w:t>
             </w:r>
             <w:r>
+              <w:rPr>
+                <w:lang w:val="da-DK"/>
+              </w:rPr>
               <w:t>m</w:t>
             </w:r>
             <w:r>
-              <w:t>ail</w:t>
-            </w:r>
-            <w:proofErr w:type="spellEnd"/>
-            <w:r>
-              <w:t>}}</w:t>
+              <w:rPr>
+                <w:lang w:val="da-DK"/>
+              </w:rPr>
+              <w:t>ail}}</w:t>
             </w:r>
           </w:p>
         </w:tc>
@@ -572,23 +559,27 @@
           <w:p>
             <w:pPr>
               <w:jc w:val="center"/>
+              <w:rPr>
+                <w:lang w:val="da-DK"/>
+              </w:rPr>
             </w:pPr>
             <w:r>
-              <w:t xml:space="preserve">{%tr </w:t>
-            </w:r>
-            <w:proofErr w:type="spellStart"/>
-            <w:r>
-              <w:t>endfor</w:t>
-            </w:r>
-            <w:proofErr w:type="spellEnd"/>
-            <w:r>
-              <w:t xml:space="preserve"> %}</w:t>
+              <w:rPr>
+                <w:lang w:val="da-DK"/>
+              </w:rPr>
+              <w:t>{%tr endfor %}</w:t>
             </w:r>
           </w:p>
         </w:tc>
       </w:tr>
     </w:tbl>
-    <w:p/>
+    <w:p>
+      <w:pPr>
+        <w:rPr>
+          <w:lang w:val="da-DK"/>
+        </w:rPr>
+      </w:pPr>
+    </w:p>
     <w:sectPr>
       <w:pgSz w:w="11906" w:h="16838"/>
       <w:pgMar w:top="1701" w:right="1134" w:bottom="1701" w:left="1134" w:header="708" w:footer="708" w:gutter="0"/>
@@ -1004,11 +995,11 @@
       <w:lang w:val="en-GB"/>
     </w:rPr>
   </w:style>
-  <w:style w:type="paragraph" w:styleId="Overskrift1">
+  <w:style w:type="paragraph" w:styleId="Heading1">
     <w:name w:val="heading 1"/>
     <w:basedOn w:val="Normal"/>
     <w:next w:val="Normal"/>
-    <w:link w:val="Overskrift1Tegn"/>
+    <w:link w:val="Heading1Char"/>
     <w:autoRedefine/>
     <w:uiPriority w:val="9"/>
     <w:qFormat/>
@@ -1026,11 +1017,11 @@
       <w:szCs w:val="32"/>
     </w:rPr>
   </w:style>
-  <w:style w:type="paragraph" w:styleId="Overskrift2">
+  <w:style w:type="paragraph" w:styleId="Heading2">
     <w:name w:val="heading 2"/>
     <w:basedOn w:val="Normal"/>
     <w:next w:val="Normal"/>
-    <w:link w:val="Overskrift2Tegn"/>
+    <w:link w:val="Heading2Char"/>
     <w:autoRedefine/>
     <w:uiPriority w:val="9"/>
     <w:unhideWhenUsed/>
@@ -1050,11 +1041,11 @@
       <w:szCs w:val="26"/>
     </w:rPr>
   </w:style>
-  <w:style w:type="paragraph" w:styleId="Overskrift3">
+  <w:style w:type="paragraph" w:styleId="Heading3">
     <w:name w:val="heading 3"/>
     <w:basedOn w:val="Normal"/>
     <w:next w:val="Normal"/>
-    <w:link w:val="Overskrift3Tegn"/>
+    <w:link w:val="Heading3Char"/>
     <w:autoRedefine/>
     <w:uiPriority w:val="9"/>
     <w:unhideWhenUsed/>
@@ -1075,11 +1066,11 @@
       <w:szCs w:val="24"/>
     </w:rPr>
   </w:style>
-  <w:style w:type="paragraph" w:styleId="Overskrift4">
+  <w:style w:type="paragraph" w:styleId="Heading4">
     <w:name w:val="heading 4"/>
     <w:basedOn w:val="Normal"/>
     <w:next w:val="Normal"/>
-    <w:link w:val="Overskrift4Tegn"/>
+    <w:link w:val="Heading4Char"/>
     <w:autoRedefine/>
     <w:uiPriority w:val="9"/>
     <w:unhideWhenUsed/>
@@ -1098,11 +1089,11 @@
       <w:sz w:val="28"/>
     </w:rPr>
   </w:style>
-  <w:style w:type="paragraph" w:styleId="Overskrift5">
+  <w:style w:type="paragraph" w:styleId="Heading5">
     <w:name w:val="heading 5"/>
     <w:basedOn w:val="Normal"/>
     <w:next w:val="Normal"/>
-    <w:link w:val="Overskrift5Tegn"/>
+    <w:link w:val="Heading5Char"/>
     <w:autoRedefine/>
     <w:uiPriority w:val="9"/>
     <w:unhideWhenUsed/>
@@ -1121,11 +1112,11 @@
       <w:sz w:val="28"/>
     </w:rPr>
   </w:style>
-  <w:style w:type="paragraph" w:styleId="Overskrift6">
+  <w:style w:type="paragraph" w:styleId="Heading6">
     <w:name w:val="heading 6"/>
     <w:basedOn w:val="Normal"/>
     <w:next w:val="Normal"/>
-    <w:link w:val="Overskrift6Tegn"/>
+    <w:link w:val="Heading6Char"/>
     <w:autoRedefine/>
     <w:uiPriority w:val="9"/>
     <w:unhideWhenUsed/>
@@ -1144,11 +1135,11 @@
       <w:u w:val="single"/>
     </w:rPr>
   </w:style>
-  <w:style w:type="paragraph" w:styleId="Overskrift7">
+  <w:style w:type="paragraph" w:styleId="Heading7">
     <w:name w:val="heading 7"/>
     <w:basedOn w:val="Normal"/>
     <w:next w:val="Normal"/>
-    <w:link w:val="Overskrift7Tegn"/>
+    <w:link w:val="Heading7Char"/>
     <w:autoRedefine/>
     <w:uiPriority w:val="9"/>
     <w:unhideWhenUsed/>
@@ -1169,11 +1160,11 @@
       <w:u w:val="single"/>
     </w:rPr>
   </w:style>
-  <w:style w:type="paragraph" w:styleId="Overskrift8">
+  <w:style w:type="paragraph" w:styleId="Heading8">
     <w:name w:val="heading 8"/>
     <w:basedOn w:val="Normal"/>
     <w:next w:val="Normal"/>
-    <w:link w:val="Overskrift8Tegn"/>
+    <w:link w:val="Heading8Char"/>
     <w:autoRedefine/>
     <w:uiPriority w:val="9"/>
     <w:unhideWhenUsed/>
@@ -1192,11 +1183,11 @@
       <w:u w:val="single"/>
     </w:rPr>
   </w:style>
-  <w:style w:type="paragraph" w:styleId="Overskrift9">
+  <w:style w:type="paragraph" w:styleId="Heading9">
     <w:name w:val="heading 9"/>
     <w:basedOn w:val="Normal"/>
     <w:next w:val="Normal"/>
-    <w:link w:val="Overskrift9Tegn"/>
+    <w:link w:val="Heading9Char"/>
     <w:autoRedefine/>
     <w:uiPriority w:val="9"/>
     <w:unhideWhenUsed/>
@@ -1217,12 +1208,13 @@
       <w:u w:val="single"/>
     </w:rPr>
   </w:style>
-  <w:style w:type="character" w:default="1" w:styleId="Standardskrifttypeiafsnit">
+  <w:style w:type="character" w:default="1" w:styleId="DefaultParagraphFont">
     <w:name w:val="Default Paragraph Font"/>
     <w:uiPriority w:val="1"/>
+    <w:semiHidden/>
     <w:unhideWhenUsed/>
   </w:style>
-  <w:style w:type="table" w:default="1" w:styleId="Tabel-Normal">
+  <w:style w:type="table" w:default="1" w:styleId="TableNormal">
     <w:name w:val="Normal Table"/>
     <w:uiPriority w:val="99"/>
     <w:semiHidden/>
@@ -1237,17 +1229,17 @@
       </w:tblCellMar>
     </w:tblPr>
   </w:style>
-  <w:style w:type="numbering" w:default="1" w:styleId="Ingenoversigt">
+  <w:style w:type="numbering" w:default="1" w:styleId="NoList">
     <w:name w:val="No List"/>
     <w:uiPriority w:val="99"/>
     <w:semiHidden/>
     <w:unhideWhenUsed/>
   </w:style>
-  <w:style w:type="paragraph" w:styleId="Titel">
+  <w:style w:type="paragraph" w:styleId="Title">
     <w:name w:val="Title"/>
     <w:basedOn w:val="Normal"/>
     <w:next w:val="Normal"/>
-    <w:link w:val="TitelTegn"/>
+    <w:link w:val="TitleChar"/>
     <w:autoRedefine/>
     <w:uiPriority w:val="10"/>
     <w:qFormat/>
@@ -1265,10 +1257,10 @@
       <w:szCs w:val="56"/>
     </w:rPr>
   </w:style>
-  <w:style w:type="character" w:customStyle="1" w:styleId="TitelTegn">
-    <w:name w:val="Titel Tegn"/>
-    <w:basedOn w:val="Standardskrifttypeiafsnit"/>
-    <w:link w:val="Titel"/>
+  <w:style w:type="character" w:customStyle="1" w:styleId="TitleChar">
+    <w:name w:val="Title Char"/>
+    <w:basedOn w:val="DefaultParagraphFont"/>
+    <w:link w:val="Title"/>
     <w:uiPriority w:val="10"/>
     <w:rsid w:val="009030FD"/>
     <w:rPr>
@@ -1279,10 +1271,10 @@
       <w:szCs w:val="56"/>
     </w:rPr>
   </w:style>
-  <w:style w:type="character" w:customStyle="1" w:styleId="Overskrift1Tegn">
-    <w:name w:val="Overskrift 1 Tegn"/>
-    <w:basedOn w:val="Standardskrifttypeiafsnit"/>
-    <w:link w:val="Overskrift1"/>
+  <w:style w:type="character" w:customStyle="1" w:styleId="Heading1Char">
+    <w:name w:val="Heading 1 Char"/>
+    <w:basedOn w:val="DefaultParagraphFont"/>
+    <w:link w:val="Heading1"/>
     <w:uiPriority w:val="9"/>
     <w:rsid w:val="0073012F"/>
     <w:rPr>
@@ -1292,10 +1284,10 @@
       <w:szCs w:val="32"/>
     </w:rPr>
   </w:style>
-  <w:style w:type="character" w:customStyle="1" w:styleId="Overskrift2Tegn">
-    <w:name w:val="Overskrift 2 Tegn"/>
-    <w:basedOn w:val="Standardskrifttypeiafsnit"/>
-    <w:link w:val="Overskrift2"/>
+  <w:style w:type="character" w:customStyle="1" w:styleId="Heading2Char">
+    <w:name w:val="Heading 2 Char"/>
+    <w:basedOn w:val="DefaultParagraphFont"/>
+    <w:link w:val="Heading2"/>
     <w:uiPriority w:val="9"/>
     <w:rsid w:val="00EA5198"/>
     <w:rPr>
@@ -1306,10 +1298,10 @@
       <w:szCs w:val="26"/>
     </w:rPr>
   </w:style>
-  <w:style w:type="character" w:customStyle="1" w:styleId="Overskrift4Tegn">
-    <w:name w:val="Overskrift 4 Tegn"/>
-    <w:basedOn w:val="Standardskrifttypeiafsnit"/>
-    <w:link w:val="Overskrift4"/>
+  <w:style w:type="character" w:customStyle="1" w:styleId="Heading4Char">
+    <w:name w:val="Heading 4 Char"/>
+    <w:basedOn w:val="DefaultParagraphFont"/>
+    <w:link w:val="Heading4"/>
     <w:uiPriority w:val="9"/>
     <w:rsid w:val="00EA5198"/>
     <w:rPr>
@@ -1319,10 +1311,10 @@
       <w:sz w:val="28"/>
     </w:rPr>
   </w:style>
-  <w:style w:type="character" w:customStyle="1" w:styleId="Overskrift5Tegn">
-    <w:name w:val="Overskrift 5 Tegn"/>
-    <w:basedOn w:val="Standardskrifttypeiafsnit"/>
-    <w:link w:val="Overskrift5"/>
+  <w:style w:type="character" w:customStyle="1" w:styleId="Heading5Char">
+    <w:name w:val="Heading 5 Char"/>
+    <w:basedOn w:val="DefaultParagraphFont"/>
+    <w:link w:val="Heading5"/>
     <w:uiPriority w:val="9"/>
     <w:rsid w:val="00EA5198"/>
     <w:rPr>
@@ -1333,10 +1325,10 @@
       <w:lang w:val="en-GB"/>
     </w:rPr>
   </w:style>
-  <w:style w:type="character" w:customStyle="1" w:styleId="Overskrift3Tegn">
-    <w:name w:val="Overskrift 3 Tegn"/>
-    <w:basedOn w:val="Standardskrifttypeiafsnit"/>
-    <w:link w:val="Overskrift3"/>
+  <w:style w:type="character" w:customStyle="1" w:styleId="Heading3Char">
+    <w:name w:val="Heading 3 Char"/>
+    <w:basedOn w:val="DefaultParagraphFont"/>
+    <w:link w:val="Heading3"/>
     <w:uiPriority w:val="9"/>
     <w:rsid w:val="00EA5198"/>
     <w:rPr>
@@ -1349,11 +1341,11 @@
       <w:lang w:val="en-GB"/>
     </w:rPr>
   </w:style>
-  <w:style w:type="paragraph" w:styleId="Undertitel">
+  <w:style w:type="paragraph" w:styleId="Subtitle">
     <w:name w:val="Subtitle"/>
     <w:basedOn w:val="Normal"/>
     <w:next w:val="Normal"/>
-    <w:link w:val="UndertitelTegn"/>
+    <w:link w:val="SubtitleChar"/>
     <w:autoRedefine/>
     <w:uiPriority w:val="11"/>
     <w:qFormat/>
@@ -1370,10 +1362,10 @@
       <w:spacing w:val="15"/>
     </w:rPr>
   </w:style>
-  <w:style w:type="character" w:customStyle="1" w:styleId="UndertitelTegn">
-    <w:name w:val="Undertitel Tegn"/>
-    <w:basedOn w:val="Standardskrifttypeiafsnit"/>
-    <w:link w:val="Undertitel"/>
+  <w:style w:type="character" w:customStyle="1" w:styleId="SubtitleChar">
+    <w:name w:val="Subtitle Char"/>
+    <w:basedOn w:val="DefaultParagraphFont"/>
+    <w:link w:val="Subtitle"/>
     <w:uiPriority w:val="11"/>
     <w:rsid w:val="000600E5"/>
     <w:rPr>
@@ -1382,10 +1374,10 @@
       <w:spacing w:val="15"/>
     </w:rPr>
   </w:style>
-  <w:style w:type="character" w:customStyle="1" w:styleId="Overskrift6Tegn">
-    <w:name w:val="Overskrift 6 Tegn"/>
-    <w:basedOn w:val="Standardskrifttypeiafsnit"/>
-    <w:link w:val="Overskrift6"/>
+  <w:style w:type="character" w:customStyle="1" w:styleId="Heading6Char">
+    <w:name w:val="Heading 6 Char"/>
+    <w:basedOn w:val="DefaultParagraphFont"/>
+    <w:link w:val="Heading6"/>
     <w:uiPriority w:val="9"/>
     <w:rsid w:val="00EA5198"/>
     <w:rPr>
@@ -1396,10 +1388,10 @@
       <w:lang w:val="en-GB"/>
     </w:rPr>
   </w:style>
-  <w:style w:type="character" w:customStyle="1" w:styleId="Overskrift7Tegn">
-    <w:name w:val="Overskrift 7 Tegn"/>
-    <w:basedOn w:val="Standardskrifttypeiafsnit"/>
-    <w:link w:val="Overskrift7"/>
+  <w:style w:type="character" w:customStyle="1" w:styleId="Heading7Char">
+    <w:name w:val="Heading 7 Char"/>
+    <w:basedOn w:val="DefaultParagraphFont"/>
+    <w:link w:val="Heading7"/>
     <w:uiPriority w:val="9"/>
     <w:rsid w:val="00EA5198"/>
     <w:rPr>
@@ -1411,10 +1403,10 @@
       <w:u w:val="single"/>
     </w:rPr>
   </w:style>
-  <w:style w:type="character" w:customStyle="1" w:styleId="Overskrift8Tegn">
-    <w:name w:val="Overskrift 8 Tegn"/>
-    <w:basedOn w:val="Standardskrifttypeiafsnit"/>
-    <w:link w:val="Overskrift8"/>
+  <w:style w:type="character" w:customStyle="1" w:styleId="Heading8Char">
+    <w:name w:val="Heading 8 Char"/>
+    <w:basedOn w:val="DefaultParagraphFont"/>
+    <w:link w:val="Heading8"/>
     <w:uiPriority w:val="9"/>
     <w:rsid w:val="00EA5198"/>
     <w:rPr>
@@ -1424,10 +1416,10 @@
       <w:u w:val="single"/>
     </w:rPr>
   </w:style>
-  <w:style w:type="character" w:customStyle="1" w:styleId="Overskrift9Tegn">
-    <w:name w:val="Overskrift 9 Tegn"/>
-    <w:basedOn w:val="Standardskrifttypeiafsnit"/>
-    <w:link w:val="Overskrift9"/>
+  <w:style w:type="character" w:customStyle="1" w:styleId="Heading9Char">
+    <w:name w:val="Heading 9 Char"/>
+    <w:basedOn w:val="DefaultParagraphFont"/>
+    <w:link w:val="Heading9"/>
     <w:uiPriority w:val="9"/>
     <w:rsid w:val="00EA5198"/>
     <w:rPr>
@@ -1439,11 +1431,11 @@
       <w:u w:val="single"/>
     </w:rPr>
   </w:style>
-  <w:style w:type="paragraph" w:styleId="Citat">
+  <w:style w:type="paragraph" w:styleId="Quote">
     <w:name w:val="Quote"/>
     <w:basedOn w:val="Normal"/>
     <w:next w:val="Normal"/>
-    <w:link w:val="CitatTegn"/>
+    <w:link w:val="QuoteChar"/>
     <w:uiPriority w:val="29"/>
     <w:qFormat/>
     <w:rsid w:val="002B2FAD"/>
@@ -1457,10 +1449,10 @@
       <w:color w:val="404040" w:themeColor="text1" w:themeTint="BF"/>
     </w:rPr>
   </w:style>
-  <w:style w:type="character" w:customStyle="1" w:styleId="CitatTegn">
-    <w:name w:val="Citat Tegn"/>
-    <w:basedOn w:val="Standardskrifttypeiafsnit"/>
-    <w:link w:val="Citat"/>
+  <w:style w:type="character" w:customStyle="1" w:styleId="QuoteChar">
+    <w:name w:val="Quote Char"/>
+    <w:basedOn w:val="DefaultParagraphFont"/>
+    <w:link w:val="Quote"/>
     <w:uiPriority w:val="29"/>
     <w:rsid w:val="002B2FAD"/>
     <w:rPr>
@@ -1470,7 +1462,7 @@
       <w:lang w:val="en-GB"/>
     </w:rPr>
   </w:style>
-  <w:style w:type="paragraph" w:styleId="Listeafsnit">
+  <w:style w:type="paragraph" w:styleId="ListParagraph">
     <w:name w:val="List Paragraph"/>
     <w:basedOn w:val="Normal"/>
     <w:uiPriority w:val="34"/>
@@ -1481,9 +1473,9 @@
       <w:contextualSpacing/>
     </w:pPr>
   </w:style>
-  <w:style w:type="character" w:styleId="Kraftigfremhvning">
+  <w:style w:type="character" w:styleId="IntenseEmphasis">
     <w:name w:val="Intense Emphasis"/>
-    <w:basedOn w:val="Standardskrifttypeiafsnit"/>
+    <w:basedOn w:val="DefaultParagraphFont"/>
     <w:uiPriority w:val="21"/>
     <w:qFormat/>
     <w:rsid w:val="002B2FAD"/>
@@ -1493,11 +1485,11 @@
       <w:color w:val="0F4761" w:themeColor="accent1" w:themeShade="BF"/>
     </w:rPr>
   </w:style>
-  <w:style w:type="paragraph" w:styleId="Strktcitat">
+  <w:style w:type="paragraph" w:styleId="IntenseQuote">
     <w:name w:val="Intense Quote"/>
     <w:basedOn w:val="Normal"/>
     <w:next w:val="Normal"/>
-    <w:link w:val="StrktcitatTegn"/>
+    <w:link w:val="IntenseQuoteChar"/>
     <w:uiPriority w:val="30"/>
     <w:qFormat/>
     <w:rsid w:val="002B2FAD"/>
@@ -1516,10 +1508,10 @@
       <w:color w:val="0F4761" w:themeColor="accent1" w:themeShade="BF"/>
     </w:rPr>
   </w:style>
-  <w:style w:type="character" w:customStyle="1" w:styleId="StrktcitatTegn">
-    <w:name w:val="Stærkt citat Tegn"/>
-    <w:basedOn w:val="Standardskrifttypeiafsnit"/>
-    <w:link w:val="Strktcitat"/>
+  <w:style w:type="character" w:customStyle="1" w:styleId="IntenseQuoteChar">
+    <w:name w:val="Intense Quote Char"/>
+    <w:basedOn w:val="DefaultParagraphFont"/>
+    <w:link w:val="IntenseQuote"/>
     <w:uiPriority w:val="30"/>
     <w:rsid w:val="002B2FAD"/>
     <w:rPr>
@@ -1529,9 +1521,9 @@
       <w:lang w:val="en-GB"/>
     </w:rPr>
   </w:style>
-  <w:style w:type="character" w:styleId="Kraftighenvisning">
+  <w:style w:type="character" w:styleId="IntenseReference">
     <w:name w:val="Intense Reference"/>
-    <w:basedOn w:val="Standardskrifttypeiafsnit"/>
+    <w:basedOn w:val="DefaultParagraphFont"/>
     <w:uiPriority w:val="32"/>
     <w:qFormat/>
     <w:rsid w:val="002B2FAD"/>
@@ -1545,7 +1537,7 @@
   </w:style>
   <w:style w:type="character" w:styleId="Hyperlink">
     <w:name w:val="Hyperlink"/>
-    <w:basedOn w:val="Standardskrifttypeiafsnit"/>
+    <w:basedOn w:val="DefaultParagraphFont"/>
     <w:uiPriority w:val="99"/>
     <w:unhideWhenUsed/>
     <w:rsid w:val="002B2FAD"/>
@@ -1554,9 +1546,9 @@
       <w:u w:val="single"/>
     </w:rPr>
   </w:style>
-  <w:style w:type="character" w:styleId="Ulstomtale">
+  <w:style w:type="character" w:styleId="UnresolvedMention">
     <w:name w:val="Unresolved Mention"/>
-    <w:basedOn w:val="Standardskrifttypeiafsnit"/>
+    <w:basedOn w:val="DefaultParagraphFont"/>
     <w:uiPriority w:val="99"/>
     <w:semiHidden/>
     <w:unhideWhenUsed/>
@@ -1566,9 +1558,9 @@
       <w:shd w:val="clear" w:color="auto" w:fill="E1DFDD"/>
     </w:rPr>
   </w:style>
-  <w:style w:type="table" w:styleId="Tabel-Gitter">
+  <w:style w:type="table" w:styleId="TableGrid">
     <w:name w:val="Table Grid"/>
-    <w:basedOn w:val="Tabel-Normal"/>
+    <w:basedOn w:val="TableNormal"/>
     <w:uiPriority w:val="39"/>
     <w:rsid w:val="002B2FAD"/>
     <w:pPr>
@@ -1585,9 +1577,9 @@
       </w:tblBorders>
     </w:tblPr>
   </w:style>
-  <w:style w:type="table" w:styleId="Gittertabel1-lys">
+  <w:style w:type="table" w:styleId="GridTable1Light">
     <w:name w:val="Grid Table 1 Light"/>
-    <w:basedOn w:val="Tabel-Normal"/>
+    <w:basedOn w:val="TableNormal"/>
     <w:uiPriority w:val="46"/>
     <w:rsid w:val="002B2FAD"/>
     <w:pPr>
